--- a/tillsyn/A 28699-2022 tillsynsbegäran.docx
+++ b/tillsyn/A 28699-2022 tillsynsbegäran.docx
@@ -496,7 +496,7 @@
     <w:r>
       <w:tab/>
       <w:tab/>
-      <w:t>2024-12-16</w:t>
+      <w:t>2024-12-17</w:t>
       <w:br/>
       <w:br/>
     </w:r>

--- a/tillsyn/A 28699-2022 tillsynsbegäran.docx
+++ b/tillsyn/A 28699-2022 tillsynsbegäran.docx
@@ -496,7 +496,7 @@
     <w:r>
       <w:tab/>
       <w:tab/>
-      <w:t>2024-12-17</w:t>
+      <w:t>2024-12-18</w:t>
       <w:br/>
       <w:br/>
     </w:r>

--- a/tillsyn/A 28699-2022 tillsynsbegäran.docx
+++ b/tillsyn/A 28699-2022 tillsynsbegäran.docx
@@ -496,7 +496,7 @@
     <w:r>
       <w:tab/>
       <w:tab/>
-      <w:t>2024-12-18</w:t>
+      <w:t>2024-12-19</w:t>
       <w:br/>
       <w:br/>
     </w:r>

--- a/tillsyn/A 28699-2022 tillsynsbegäran.docx
+++ b/tillsyn/A 28699-2022 tillsynsbegäran.docx
@@ -496,7 +496,7 @@
     <w:r>
       <w:tab/>
       <w:tab/>
-      <w:t>2024-12-19</w:t>
+      <w:t>2024-12-20</w:t>
       <w:br/>
       <w:br/>
     </w:r>

--- a/tillsyn/A 28699-2022 tillsynsbegäran.docx
+++ b/tillsyn/A 28699-2022 tillsynsbegäran.docx
@@ -496,7 +496,7 @@
     <w:r>
       <w:tab/>
       <w:tab/>
-      <w:t>2024-12-20</w:t>
+      <w:t>2024-12-22</w:t>
       <w:br/>
       <w:br/>
     </w:r>

--- a/tillsyn/A 28699-2022 tillsynsbegäran.docx
+++ b/tillsyn/A 28699-2022 tillsynsbegäran.docx
@@ -496,7 +496,7 @@
     <w:r>
       <w:tab/>
       <w:tab/>
-      <w:t>2024-12-22</w:t>
+      <w:t>2024-12-23</w:t>
       <w:br/>
       <w:br/>
     </w:r>

--- a/tillsyn/A 28699-2022 tillsynsbegäran.docx
+++ b/tillsyn/A 28699-2022 tillsynsbegäran.docx
@@ -496,7 +496,7 @@
     <w:r>
       <w:tab/>
       <w:tab/>
-      <w:t>2024-12-23</w:t>
+      <w:t>2024-12-24</w:t>
       <w:br/>
       <w:br/>
     </w:r>

--- a/tillsyn/A 28699-2022 tillsynsbegäran.docx
+++ b/tillsyn/A 28699-2022 tillsynsbegäran.docx
@@ -496,7 +496,7 @@
     <w:r>
       <w:tab/>
       <w:tab/>
-      <w:t>2024-12-31</w:t>
+      <w:t>2025-01-01</w:t>
       <w:br/>
       <w:br/>
     </w:r>

--- a/tillsyn/A 28699-2022 tillsynsbegäran.docx
+++ b/tillsyn/A 28699-2022 tillsynsbegäran.docx
@@ -496,7 +496,7 @@
     <w:r>
       <w:tab/>
       <w:tab/>
-      <w:t>2025-01-01</w:t>
+      <w:t>2025-01-02</w:t>
       <w:br/>
       <w:br/>
     </w:r>

--- a/tillsyn/A 28699-2022 tillsynsbegäran.docx
+++ b/tillsyn/A 28699-2022 tillsynsbegäran.docx
@@ -496,7 +496,7 @@
     <w:r>
       <w:tab/>
       <w:tab/>
-      <w:t>2025-01-02</w:t>
+      <w:t>2025-01-03</w:t>
       <w:br/>
       <w:br/>
     </w:r>

--- a/tillsyn/A 28699-2022 tillsynsbegäran.docx
+++ b/tillsyn/A 28699-2022 tillsynsbegäran.docx
@@ -527,7 +527,7 @@
     <w:r>
       <w:tab/>
       <w:tab/>
-      <w:t>2025-01-30</w:t>
+      <w:t>2025-01-31</w:t>
       <w:br/>
       <w:br/>
     </w:r>

--- a/tillsyn/A 28699-2022 tillsynsbegäran.docx
+++ b/tillsyn/A 28699-2022 tillsynsbegäran.docx
@@ -527,7 +527,7 @@
     <w:r>
       <w:tab/>
       <w:tab/>
-      <w:t>2025-01-31</w:t>
+      <w:t>2025-02-02</w:t>
       <w:br/>
       <w:br/>
     </w:r>

--- a/tillsyn/A 28699-2022 tillsynsbegäran.docx
+++ b/tillsyn/A 28699-2022 tillsynsbegäran.docx
@@ -527,7 +527,7 @@
     <w:r>
       <w:tab/>
       <w:tab/>
-      <w:t>2025-02-02</w:t>
+      <w:t>2025-02-03</w:t>
       <w:br/>
       <w:br/>
     </w:r>

--- a/tillsyn/A 28699-2022 tillsynsbegäran.docx
+++ b/tillsyn/A 28699-2022 tillsynsbegäran.docx
@@ -527,7 +527,7 @@
     <w:r>
       <w:tab/>
       <w:tab/>
-      <w:t>2025-02-03</w:t>
+      <w:t>2025-02-04</w:t>
       <w:br/>
       <w:br/>
     </w:r>

--- a/tillsyn/A 28699-2022 tillsynsbegäran.docx
+++ b/tillsyn/A 28699-2022 tillsynsbegäran.docx
@@ -527,7 +527,7 @@
     <w:r>
       <w:tab/>
       <w:tab/>
-      <w:t>2025-02-04</w:t>
+      <w:t>2025-02-05</w:t>
       <w:br/>
       <w:br/>
     </w:r>

--- a/tillsyn/A 28699-2022 tillsynsbegäran.docx
+++ b/tillsyn/A 28699-2022 tillsynsbegäran.docx
@@ -527,7 +527,7 @@
     <w:r>
       <w:tab/>
       <w:tab/>
-      <w:t>2025-02-05</w:t>
+      <w:t>2025-02-06</w:t>
       <w:br/>
       <w:br/>
     </w:r>

--- a/tillsyn/A 28699-2022 tillsynsbegäran.docx
+++ b/tillsyn/A 28699-2022 tillsynsbegäran.docx
@@ -527,7 +527,7 @@
     <w:r>
       <w:tab/>
       <w:tab/>
-      <w:t>2025-02-06</w:t>
+      <w:t>2025-02-07</w:t>
       <w:br/>
       <w:br/>
     </w:r>

--- a/tillsyn/A 28699-2022 tillsynsbegäran.docx
+++ b/tillsyn/A 28699-2022 tillsynsbegäran.docx
@@ -527,7 +527,7 @@
     <w:r>
       <w:tab/>
       <w:tab/>
-      <w:t>2025-02-07</w:t>
+      <w:t>2025-02-08</w:t>
       <w:br/>
       <w:br/>
     </w:r>

--- a/tillsyn/A 28699-2022 tillsynsbegäran.docx
+++ b/tillsyn/A 28699-2022 tillsynsbegäran.docx
@@ -527,7 +527,7 @@
     <w:r>
       <w:tab/>
       <w:tab/>
-      <w:t>2025-02-08</w:t>
+      <w:t>2025-02-09</w:t>
       <w:br/>
       <w:br/>
     </w:r>

--- a/tillsyn/A 28699-2022 tillsynsbegäran.docx
+++ b/tillsyn/A 28699-2022 tillsynsbegäran.docx
@@ -527,7 +527,7 @@
     <w:r>
       <w:tab/>
       <w:tab/>
-      <w:t>2025-02-09</w:t>
+      <w:t>2025-02-10</w:t>
       <w:br/>
       <w:br/>
     </w:r>

--- a/tillsyn/A 28699-2022 tillsynsbegäran.docx
+++ b/tillsyn/A 28699-2022 tillsynsbegäran.docx
@@ -527,7 +527,7 @@
     <w:r>
       <w:tab/>
       <w:tab/>
-      <w:t>2025-02-10</w:t>
+      <w:t>2025-02-11</w:t>
       <w:br/>
       <w:br/>
     </w:r>

--- a/tillsyn/A 28699-2022 tillsynsbegäran.docx
+++ b/tillsyn/A 28699-2022 tillsynsbegäran.docx
@@ -527,7 +527,7 @@
     <w:r>
       <w:tab/>
       <w:tab/>
-      <w:t>2025-02-11</w:t>
+      <w:t>2025-02-12</w:t>
       <w:br/>
       <w:br/>
     </w:r>

--- a/tillsyn/A 28699-2022 tillsynsbegäran.docx
+++ b/tillsyn/A 28699-2022 tillsynsbegäran.docx
@@ -527,7 +527,7 @@
     <w:r>
       <w:tab/>
       <w:tab/>
-      <w:t>2025-02-12</w:t>
+      <w:t>2025-02-13</w:t>
       <w:br/>
       <w:br/>
     </w:r>

--- a/tillsyn/A 28699-2022 tillsynsbegäran.docx
+++ b/tillsyn/A 28699-2022 tillsynsbegäran.docx
@@ -527,7 +527,7 @@
     <w:r>
       <w:tab/>
       <w:tab/>
-      <w:t>2025-02-13</w:t>
+      <w:t>2025-02-14</w:t>
       <w:br/>
       <w:br/>
     </w:r>

--- a/tillsyn/A 28699-2022 tillsynsbegäran.docx
+++ b/tillsyn/A 28699-2022 tillsynsbegäran.docx
@@ -527,7 +527,7 @@
     <w:r>
       <w:tab/>
       <w:tab/>
-      <w:t>2025-02-14</w:t>
+      <w:t>2025-02-15</w:t>
       <w:br/>
       <w:br/>
     </w:r>

--- a/tillsyn/A 28699-2022 tillsynsbegäran.docx
+++ b/tillsyn/A 28699-2022 tillsynsbegäran.docx
@@ -527,7 +527,7 @@
     <w:r>
       <w:tab/>
       <w:tab/>
-      <w:t>2025-02-15</w:t>
+      <w:t>2025-02-16</w:t>
       <w:br/>
       <w:br/>
     </w:r>

--- a/tillsyn/A 28699-2022 tillsynsbegäran.docx
+++ b/tillsyn/A 28699-2022 tillsynsbegäran.docx
@@ -527,7 +527,7 @@
     <w:r>
       <w:tab/>
       <w:tab/>
-      <w:t>2025-02-16</w:t>
+      <w:t>2025-02-17</w:t>
       <w:br/>
       <w:br/>
     </w:r>

--- a/tillsyn/A 28699-2022 tillsynsbegäran.docx
+++ b/tillsyn/A 28699-2022 tillsynsbegäran.docx
@@ -527,7 +527,7 @@
     <w:r>
       <w:tab/>
       <w:tab/>
-      <w:t>2025-02-17</w:t>
+      <w:t>2025-02-18</w:t>
       <w:br/>
       <w:br/>
     </w:r>

--- a/tillsyn/A 28699-2022 tillsynsbegäran.docx
+++ b/tillsyn/A 28699-2022 tillsynsbegäran.docx
@@ -527,7 +527,7 @@
     <w:r>
       <w:tab/>
       <w:tab/>
-      <w:t>2025-02-18</w:t>
+      <w:t>2025-02-19</w:t>
       <w:br/>
       <w:br/>
     </w:r>

--- a/tillsyn/A 28699-2022 tillsynsbegäran.docx
+++ b/tillsyn/A 28699-2022 tillsynsbegäran.docx
@@ -527,7 +527,7 @@
     <w:r>
       <w:tab/>
       <w:tab/>
-      <w:t>2025-02-19</w:t>
+      <w:t>2025-02-20</w:t>
       <w:br/>
       <w:br/>
     </w:r>

--- a/tillsyn/A 28699-2022 tillsynsbegäran.docx
+++ b/tillsyn/A 28699-2022 tillsynsbegäran.docx
@@ -527,7 +527,7 @@
     <w:r>
       <w:tab/>
       <w:tab/>
-      <w:t>2025-02-20</w:t>
+      <w:t>2025-02-21</w:t>
       <w:br/>
       <w:br/>
     </w:r>

--- a/tillsyn/A 28699-2022 tillsynsbegäran.docx
+++ b/tillsyn/A 28699-2022 tillsynsbegäran.docx
@@ -527,7 +527,7 @@
     <w:r>
       <w:tab/>
       <w:tab/>
-      <w:t>2025-02-21</w:t>
+      <w:t>2025-02-22</w:t>
       <w:br/>
       <w:br/>
     </w:r>

--- a/tillsyn/A 28699-2022 tillsynsbegäran.docx
+++ b/tillsyn/A 28699-2022 tillsynsbegäran.docx
@@ -527,7 +527,7 @@
     <w:r>
       <w:tab/>
       <w:tab/>
-      <w:t>2025-02-22</w:t>
+      <w:t>2025-02-23</w:t>
       <w:br/>
       <w:br/>
     </w:r>

--- a/tillsyn/A 28699-2022 tillsynsbegäran.docx
+++ b/tillsyn/A 28699-2022 tillsynsbegäran.docx
@@ -527,7 +527,7 @@
     <w:r>
       <w:tab/>
       <w:tab/>
-      <w:t>2025-02-23</w:t>
+      <w:t>2025-02-24</w:t>
       <w:br/>
       <w:br/>
     </w:r>

--- a/tillsyn/A 28699-2022 tillsynsbegäran.docx
+++ b/tillsyn/A 28699-2022 tillsynsbegäran.docx
@@ -527,7 +527,7 @@
     <w:r>
       <w:tab/>
       <w:tab/>
-      <w:t>2025-02-24</w:t>
+      <w:t>2025-02-25</w:t>
       <w:br/>
       <w:br/>
     </w:r>

--- a/tillsyn/A 28699-2022 tillsynsbegäran.docx
+++ b/tillsyn/A 28699-2022 tillsynsbegäran.docx
@@ -527,7 +527,7 @@
     <w:r>
       <w:tab/>
       <w:tab/>
-      <w:t>2025-02-25</w:t>
+      <w:t>2025-02-26</w:t>
       <w:br/>
       <w:br/>
     </w:r>

--- a/tillsyn/A 28699-2022 tillsynsbegäran.docx
+++ b/tillsyn/A 28699-2022 tillsynsbegäran.docx
@@ -527,7 +527,7 @@
     <w:r>
       <w:tab/>
       <w:tab/>
-      <w:t>2025-02-26</w:t>
+      <w:t>2025-02-27</w:t>
       <w:br/>
       <w:br/>
     </w:r>

--- a/tillsyn/A 28699-2022 tillsynsbegäran.docx
+++ b/tillsyn/A 28699-2022 tillsynsbegäran.docx
@@ -527,7 +527,7 @@
     <w:r>
       <w:tab/>
       <w:tab/>
-      <w:t>2025-02-27</w:t>
+      <w:t>2025-02-28</w:t>
       <w:br/>
       <w:br/>
     </w:r>

--- a/tillsyn/A 28699-2022 tillsynsbegäran.docx
+++ b/tillsyn/A 28699-2022 tillsynsbegäran.docx
@@ -527,7 +527,7 @@
     <w:r>
       <w:tab/>
       <w:tab/>
-      <w:t>2025-02-28</w:t>
+      <w:t>2025-03-01</w:t>
       <w:br/>
       <w:br/>
     </w:r>

--- a/tillsyn/A 28699-2022 tillsynsbegäran.docx
+++ b/tillsyn/A 28699-2022 tillsynsbegäran.docx
@@ -527,7 +527,7 @@
     <w:r>
       <w:tab/>
       <w:tab/>
-      <w:t>2025-03-01</w:t>
+      <w:t>2025-03-02</w:t>
       <w:br/>
       <w:br/>
     </w:r>

--- a/tillsyn/A 28699-2022 tillsynsbegäran.docx
+++ b/tillsyn/A 28699-2022 tillsynsbegäran.docx
@@ -527,7 +527,7 @@
     <w:r>
       <w:tab/>
       <w:tab/>
-      <w:t>2025-03-02</w:t>
+      <w:t>2025-03-03</w:t>
       <w:br/>
       <w:br/>
     </w:r>

--- a/tillsyn/A 28699-2022 tillsynsbegäran.docx
+++ b/tillsyn/A 28699-2022 tillsynsbegäran.docx
@@ -527,7 +527,7 @@
     <w:r>
       <w:tab/>
       <w:tab/>
-      <w:t>2025-03-03</w:t>
+      <w:t>2025-03-04</w:t>
       <w:br/>
       <w:br/>
     </w:r>

--- a/tillsyn/A 28699-2022 tillsynsbegäran.docx
+++ b/tillsyn/A 28699-2022 tillsynsbegäran.docx
@@ -527,7 +527,7 @@
     <w:r>
       <w:tab/>
       <w:tab/>
-      <w:t>2025-03-04</w:t>
+      <w:t>2025-03-05</w:t>
       <w:br/>
       <w:br/>
     </w:r>

--- a/tillsyn/A 28699-2022 tillsynsbegäran.docx
+++ b/tillsyn/A 28699-2022 tillsynsbegäran.docx
@@ -527,7 +527,7 @@
     <w:r>
       <w:tab/>
       <w:tab/>
-      <w:t>2025-03-05</w:t>
+      <w:t>2025-03-06</w:t>
       <w:br/>
       <w:br/>
     </w:r>

--- a/tillsyn/A 28699-2022 tillsynsbegäran.docx
+++ b/tillsyn/A 28699-2022 tillsynsbegäran.docx
@@ -527,7 +527,7 @@
     <w:r>
       <w:tab/>
       <w:tab/>
-      <w:t>2025-03-06</w:t>
+      <w:t>2025-03-07</w:t>
       <w:br/>
       <w:br/>
     </w:r>

--- a/tillsyn/A 28699-2022 tillsynsbegäran.docx
+++ b/tillsyn/A 28699-2022 tillsynsbegäran.docx
@@ -527,7 +527,7 @@
     <w:r>
       <w:tab/>
       <w:tab/>
-      <w:t>2025-03-07</w:t>
+      <w:t>2025-03-08</w:t>
       <w:br/>
       <w:br/>
     </w:r>

--- a/tillsyn/A 28699-2022 tillsynsbegäran.docx
+++ b/tillsyn/A 28699-2022 tillsynsbegäran.docx
@@ -527,7 +527,7 @@
     <w:r>
       <w:tab/>
       <w:tab/>
-      <w:t>2025-03-08</w:t>
+      <w:t>2025-03-09</w:t>
       <w:br/>
       <w:br/>
     </w:r>

--- a/tillsyn/A 28699-2022 tillsynsbegäran.docx
+++ b/tillsyn/A 28699-2022 tillsynsbegäran.docx
@@ -527,7 +527,7 @@
     <w:r>
       <w:tab/>
       <w:tab/>
-      <w:t>2025-03-09</w:t>
+      <w:t>2025-03-10</w:t>
       <w:br/>
       <w:br/>
     </w:r>

--- a/tillsyn/A 28699-2022 tillsynsbegäran.docx
+++ b/tillsyn/A 28699-2022 tillsynsbegäran.docx
@@ -527,7 +527,7 @@
     <w:r>
       <w:tab/>
       <w:tab/>
-      <w:t>2025-03-10</w:t>
+      <w:t>2025-03-11</w:t>
       <w:br/>
       <w:br/>
     </w:r>

--- a/tillsyn/A 28699-2022 tillsynsbegäran.docx
+++ b/tillsyn/A 28699-2022 tillsynsbegäran.docx
@@ -527,7 +527,7 @@
     <w:r>
       <w:tab/>
       <w:tab/>
-      <w:t>2025-03-11</w:t>
+      <w:t>2025-03-12</w:t>
       <w:br/>
       <w:br/>
     </w:r>

--- a/tillsyn/A 28699-2022 tillsynsbegäran.docx
+++ b/tillsyn/A 28699-2022 tillsynsbegäran.docx
@@ -527,7 +527,7 @@
     <w:r>
       <w:tab/>
       <w:tab/>
-      <w:t>2025-03-12</w:t>
+      <w:t>2025-03-13</w:t>
       <w:br/>
       <w:br/>
     </w:r>

--- a/tillsyn/A 28699-2022 tillsynsbegäran.docx
+++ b/tillsyn/A 28699-2022 tillsynsbegäran.docx
@@ -527,7 +527,7 @@
     <w:r>
       <w:tab/>
       <w:tab/>
-      <w:t>2025-03-13</w:t>
+      <w:t>2025-03-14</w:t>
       <w:br/>
       <w:br/>
     </w:r>

--- a/tillsyn/A 28699-2022 tillsynsbegäran.docx
+++ b/tillsyn/A 28699-2022 tillsynsbegäran.docx
@@ -527,7 +527,7 @@
     <w:r>
       <w:tab/>
       <w:tab/>
-      <w:t>2025-03-14</w:t>
+      <w:t>2025-03-15</w:t>
       <w:br/>
       <w:br/>
     </w:r>

--- a/tillsyn/A 28699-2022 tillsynsbegäran.docx
+++ b/tillsyn/A 28699-2022 tillsynsbegäran.docx
@@ -527,7 +527,7 @@
     <w:r>
       <w:tab/>
       <w:tab/>
-      <w:t>2025-03-15</w:t>
+      <w:t>2025-03-16</w:t>
       <w:br/>
       <w:br/>
     </w:r>

--- a/tillsyn/A 28699-2022 tillsynsbegäran.docx
+++ b/tillsyn/A 28699-2022 tillsynsbegäran.docx
@@ -527,7 +527,7 @@
     <w:r>
       <w:tab/>
       <w:tab/>
-      <w:t>2025-03-16</w:t>
+      <w:t>2025-03-17</w:t>
       <w:br/>
       <w:br/>
     </w:r>

--- a/tillsyn/A 28699-2022 tillsynsbegäran.docx
+++ b/tillsyn/A 28699-2022 tillsynsbegäran.docx
@@ -527,7 +527,7 @@
     <w:r>
       <w:tab/>
       <w:tab/>
-      <w:t>2025-03-17</w:t>
+      <w:t>2025-03-18</w:t>
       <w:br/>
       <w:br/>
     </w:r>

--- a/tillsyn/A 28699-2022 tillsynsbegäran.docx
+++ b/tillsyn/A 28699-2022 tillsynsbegäran.docx
@@ -527,7 +527,7 @@
     <w:r>
       <w:tab/>
       <w:tab/>
-      <w:t>2025-03-18</w:t>
+      <w:t>2025-03-19</w:t>
       <w:br/>
       <w:br/>
     </w:r>

--- a/tillsyn/A 28699-2022 tillsynsbegäran.docx
+++ b/tillsyn/A 28699-2022 tillsynsbegäran.docx
@@ -527,7 +527,7 @@
     <w:r>
       <w:tab/>
       <w:tab/>
-      <w:t>2025-03-19</w:t>
+      <w:t>2025-03-20</w:t>
       <w:br/>
       <w:br/>
     </w:r>

--- a/tillsyn/A 28699-2022 tillsynsbegäran.docx
+++ b/tillsyn/A 28699-2022 tillsynsbegäran.docx
@@ -527,7 +527,7 @@
     <w:r>
       <w:tab/>
       <w:tab/>
-      <w:t>2025-03-20</w:t>
+      <w:t>2025-03-21</w:t>
       <w:br/>
       <w:br/>
     </w:r>

--- a/tillsyn/A 28699-2022 tillsynsbegäran.docx
+++ b/tillsyn/A 28699-2022 tillsynsbegäran.docx
@@ -527,7 +527,7 @@
     <w:r>
       <w:tab/>
       <w:tab/>
-      <w:t>2025-03-21</w:t>
+      <w:t>2025-03-22</w:t>
       <w:br/>
       <w:br/>
     </w:r>

--- a/tillsyn/A 28699-2022 tillsynsbegäran.docx
+++ b/tillsyn/A 28699-2022 tillsynsbegäran.docx
@@ -527,7 +527,7 @@
     <w:r>
       <w:tab/>
       <w:tab/>
-      <w:t>2025-03-22</w:t>
+      <w:t>2025-03-23</w:t>
       <w:br/>
       <w:br/>
     </w:r>

--- a/tillsyn/A 28699-2022 tillsynsbegäran.docx
+++ b/tillsyn/A 28699-2022 tillsynsbegäran.docx
@@ -527,7 +527,7 @@
     <w:r>
       <w:tab/>
       <w:tab/>
-      <w:t>2025-03-23</w:t>
+      <w:t>2025-03-24</w:t>
       <w:br/>
       <w:br/>
     </w:r>

--- a/tillsyn/A 28699-2022 tillsynsbegäran.docx
+++ b/tillsyn/A 28699-2022 tillsynsbegäran.docx
@@ -527,7 +527,7 @@
     <w:r>
       <w:tab/>
       <w:tab/>
-      <w:t>2025-03-24</w:t>
+      <w:t>2025-03-25</w:t>
       <w:br/>
       <w:br/>
     </w:r>

--- a/tillsyn/A 28699-2022 tillsynsbegäran.docx
+++ b/tillsyn/A 28699-2022 tillsynsbegäran.docx
@@ -527,7 +527,7 @@
     <w:r>
       <w:tab/>
       <w:tab/>
-      <w:t>2025-03-25</w:t>
+      <w:t>2025-03-26</w:t>
       <w:br/>
       <w:br/>
     </w:r>

--- a/tillsyn/A 28699-2022 tillsynsbegäran.docx
+++ b/tillsyn/A 28699-2022 tillsynsbegäran.docx
@@ -527,7 +527,7 @@
     <w:r>
       <w:tab/>
       <w:tab/>
-      <w:t>2025-03-26</w:t>
+      <w:t>2025-03-27</w:t>
       <w:br/>
       <w:br/>
     </w:r>

--- a/tillsyn/A 28699-2022 tillsynsbegäran.docx
+++ b/tillsyn/A 28699-2022 tillsynsbegäran.docx
@@ -527,7 +527,7 @@
     <w:r>
       <w:tab/>
       <w:tab/>
-      <w:t>2025-03-27</w:t>
+      <w:t>2025-03-28</w:t>
       <w:br/>
       <w:br/>
     </w:r>

--- a/tillsyn/A 28699-2022 tillsynsbegäran.docx
+++ b/tillsyn/A 28699-2022 tillsynsbegäran.docx
@@ -527,7 +527,7 @@
     <w:r>
       <w:tab/>
       <w:tab/>
-      <w:t>2025-03-28</w:t>
+      <w:t>2025-03-29</w:t>
       <w:br/>
       <w:br/>
     </w:r>

--- a/tillsyn/A 28699-2022 tillsynsbegäran.docx
+++ b/tillsyn/A 28699-2022 tillsynsbegäran.docx
@@ -527,7 +527,7 @@
     <w:r>
       <w:tab/>
       <w:tab/>
-      <w:t>2025-04-02</w:t>
+      <w:t>2025-04-03</w:t>
       <w:br/>
       <w:br/>
     </w:r>

--- a/tillsyn/A 28699-2022 tillsynsbegäran.docx
+++ b/tillsyn/A 28699-2022 tillsynsbegäran.docx
@@ -527,7 +527,7 @@
     <w:r>
       <w:tab/>
       <w:tab/>
-      <w:t>2025-04-03</w:t>
+      <w:t>2025-04-05</w:t>
       <w:br/>
       <w:br/>
     </w:r>

--- a/tillsyn/A 28699-2022 tillsynsbegäran.docx
+++ b/tillsyn/A 28699-2022 tillsynsbegäran.docx
@@ -527,7 +527,7 @@
     <w:r>
       <w:tab/>
       <w:tab/>
-      <w:t>2025-04-05</w:t>
+      <w:t>2025-04-06</w:t>
       <w:br/>
       <w:br/>
     </w:r>

--- a/tillsyn/A 28699-2022 tillsynsbegäran.docx
+++ b/tillsyn/A 28699-2022 tillsynsbegäran.docx
@@ -527,7 +527,7 @@
     <w:r>
       <w:tab/>
       <w:tab/>
-      <w:t>2025-04-06</w:t>
+      <w:t>2025-04-07</w:t>
       <w:br/>
       <w:br/>
     </w:r>

--- a/tillsyn/A 28699-2022 tillsynsbegäran.docx
+++ b/tillsyn/A 28699-2022 tillsynsbegäran.docx
@@ -527,7 +527,7 @@
     <w:r>
       <w:tab/>
       <w:tab/>
-      <w:t>2025-04-07</w:t>
+      <w:t>2025-04-08</w:t>
       <w:br/>
       <w:br/>
     </w:r>

--- a/tillsyn/A 28699-2022 tillsynsbegäran.docx
+++ b/tillsyn/A 28699-2022 tillsynsbegäran.docx
@@ -527,7 +527,7 @@
     <w:r>
       <w:tab/>
       <w:tab/>
-      <w:t>2025-04-08</w:t>
+      <w:t>2025-04-09</w:t>
       <w:br/>
       <w:br/>
     </w:r>

--- a/tillsyn/A 28699-2022 tillsynsbegäran.docx
+++ b/tillsyn/A 28699-2022 tillsynsbegäran.docx
@@ -95,6 +95,17 @@
         <w:rPr>
           <w:b/>
         </w:rPr>
+        <w:t>Garnlav (NT)</w:t>
+      </w:r>
+      <w:r>
+        <w:t xml:space="preserve"> är en utpräglad barrskogsart som ibland kan drapera träden i norrländska grannaturskogar med hög luftfuktighet. Den förekommer även i talldominerade bestånd där den, förutom i trädens grenverk, påträffas hängande över ojämnheter i tallbarken. Arten har minskat starkt i södra och mellersta Sverige och den minskar även i sitt nordliga utbredningsområde. Orsaken till tillbakagången beror främst på slutavverkningar av naturskogsartade skogar. Bestånd med riklig förekomst bör regelmässigt sparas. Garnlav är värdväxt för den mycket sällsynta och akut hotade fjärilen barrskogslavfly (CR) som hör hemma i boreala barrskogar med riklig förekomst av värdväxten. Tidigare kunde arten konstateras årligen på flera platser vid Dala-Floda i Dalarna innan lokalerna kalavverkades. Senaste fyndet i landet av barrskogslavfly är från år 2000 då den påträffades vid Högberget i Sollefteå kommun (SLU Artdatabanken, 2024).</w:t>
+      </w:r>
+    </w:p>
+    <w:p>
+      <w:r>
+        <w:rPr>
+          <w:b/>
+        </w:rPr>
         <w:t>Stuplav</w:t>
       </w:r>
       <w:r>
@@ -108,6 +119,17 @@
       </w:r>
       <w:r>
         <w:t xml:space="preserve"> (EN), som växer på stuplav (SLU Artdatabanken, 2024; Nitare &amp; Skogsstyrelsen, 2019).</w:t>
+      </w:r>
+    </w:p>
+    <w:p>
+      <w:r>
+        <w:rPr>
+          <w:b/>
+        </w:rPr>
+        <w:t>Tibast</w:t>
+      </w:r>
+      <w:r>
+        <w:t xml:space="preserve"> är en kalkgynnad buske som växer på mullrik, frisk eller svagt fuktig mark, exempelvis i gamla kalkgranskogar, lövträdslundar, varma källpåverkade sluttningar och exklusiva biotoper kopplade till vattendrag. Förekomster i gammal skog visar på höga naturvärden och bör alltid noteras i samband med naturvärdesinventeringar. Tibast är värdväxt för de två fjärilsarterna större tibastmal och brun tibastmal (CR) (SLU Artdatabanken, 2024; Nitare &amp; Skogsstyrelsen, 2019).</w:t>
       </w:r>
     </w:p>
     <w:p>
@@ -145,7 +167,7 @@
         <w:t>Järpe (NT, §4)</w:t>
       </w:r>
       <w:r>
-        <w:t xml:space="preserve">, rödlistad som nära hotad och prioriterad art i Skogsvårdslagen har häckningsrevir i avverkningsanmälan. Arten har minskat med 25 (10–40) % under de senaste 12 åren och är mycket stationär inom sitt revir som är minst 25 hektar stort. Dess livsmiljöer utgörs av tät barrskog med inblandning av lövträd och en väl utvecklad flerskiktad struktur med bärris och yngre eller undertryckta, täta granar i ett lägre skikt, ofta utmed bäckar och åar inne i den skyddande granskogen. Järpen överlever inte om dess livsmiljö kalavverkas och är även känslig för röjning, gallring och avverkning där unga granar och lövträd inte sparas i tillräcklig omfattning (SLU Artdatabanken, 2022). </w:t>
+        <w:t>, rödlistad som nära hotad och prioriterad art i Skogsvårdslagen har häckningsrevir i avverkningsanmälan. Arten har minskat med 25 (10–40) % under de senaste 12 åren och är mycket stationär inom sitt revir som är minst 25 hektar stort. Dess livsmiljöer utgörs av tät barrskog med inblandning av lövträd och en väl utvecklad flerskiktad struktur med bärris och yngre eller undertryckta, täta granar i ett lägre skikt, ofta utmed bäckar och åar inne i den skyddande granskogen. Järpen överlever inte om dess livsmiljö kalavverkas och är även känslig för röjning, gallring och avverkning där unga granar och lövträd inte sparas i tillräcklig omfattning (SLU Artdatabanken, 2022).</w:t>
       </w:r>
     </w:p>
     <w:p>
@@ -289,7 +311,7 @@
     </w:p>
     <w:p>
       <w:r>
-        <w:t xml:space="preserve">Talltita är rödlistad som NT, fridlyst och prioriterad art i Skogsvårdslagen. Den omfattas av EU:s fågeldirektiv. Arten har minskat kraftigt de senaste 30 åren och minskningstakten innevarande 10-årsperiod beräknas till 20 (10–30) % (SLU Artdatabanken, 2022). </w:t>
+        <w:t>Talltita är rödlistad som NT, fridlyst och prioriterad art i Skogsvårdslagen. Den omfattas av EU:s fågeldirektiv. Arten har minskat kraftigt de senaste 30 åren och minskningstakten innevarande 10-årsperiod beräknas till 20 (10–30) % (SLU Artdatabanken, 2022).</w:t>
       </w:r>
     </w:p>
     <w:p>
@@ -326,7 +348,7 @@
         <w:t xml:space="preserve">Differential demographic responses of sympatric Parids to vegetation management in boreal forest. </w:t>
       </w:r>
       <w:r>
-        <w:t xml:space="preserve">For. Ecol. Manage. 319, 169–175. </w:t>
+        <w:t>For. Ecol. Manage. 319, 169–175.</w:t>
       </w:r>
     </w:p>
     <w:p>
@@ -340,7 +362,7 @@
         <w:t xml:space="preserve">Coherence, composition and territories of winter social groups of the Willow Tit Parus montanus and the Crested Tit P. cristatus. </w:t>
       </w:r>
       <w:r>
-        <w:t xml:space="preserve">Ornis Scandinavica, 10, pp 56–68 </w:t>
+        <w:t>Ornis Scandinavica, 10, pp 56–68</w:t>
       </w:r>
     </w:p>
     <w:p>
@@ -354,7 +376,7 @@
         <w:t xml:space="preserve">Impact of forestry practices on fitness correlates and population productivity in an open-nesting bird species. </w:t>
       </w:r>
       <w:r>
-        <w:t xml:space="preserve">Conserv. Biol. 21, 767–774. https://doi.org/10.1111/j.1523- 1739.2007.00675.x </w:t>
+        <w:t>Conserv. Biol. 21, 767–774. https://doi.org/10.1111/j.1523- 1739.2007.00675.x</w:t>
       </w:r>
     </w:p>
     <w:p>
@@ -527,7 +549,7 @@
     <w:r>
       <w:tab/>
       <w:tab/>
-      <w:t>2025-04-09</w:t>
+      <w:t>2025-04-10</w:t>
       <w:br/>
       <w:br/>
     </w:r>

--- a/tillsyn/A 28699-2022 tillsynsbegäran.docx
+++ b/tillsyn/A 28699-2022 tillsynsbegäran.docx
@@ -549,7 +549,7 @@
     <w:r>
       <w:tab/>
       <w:tab/>
-      <w:t>2025-04-10</w:t>
+      <w:t>2025-04-11</w:t>
       <w:br/>
       <w:br/>
     </w:r>

--- a/tillsyn/A 28699-2022 tillsynsbegäran.docx
+++ b/tillsyn/A 28699-2022 tillsynsbegäran.docx
@@ -571,7 +571,7 @@
     <w:r>
       <w:tab/>
       <w:tab/>
-      <w:t>2025-05-03</w:t>
+      <w:t>2025-05-04</w:t>
       <w:br/>
       <w:br/>
     </w:r>

--- a/tillsyn/A 28699-2022 tillsynsbegäran.docx
+++ b/tillsyn/A 28699-2022 tillsynsbegäran.docx
@@ -571,7 +571,7 @@
     <w:r>
       <w:tab/>
       <w:tab/>
-      <w:t>2025-05-04</w:t>
+      <w:t>2025-05-06</w:t>
       <w:br/>
       <w:br/>
     </w:r>

--- a/tillsyn/A 28699-2022 tillsynsbegäran.docx
+++ b/tillsyn/A 28699-2022 tillsynsbegäran.docx
@@ -571,7 +571,7 @@
     <w:r>
       <w:tab/>
       <w:tab/>
-      <w:t>2025-05-06</w:t>
+      <w:t>2025-05-07</w:t>
       <w:br/>
       <w:br/>
     </w:r>

--- a/tillsyn/A 28699-2022 tillsynsbegäran.docx
+++ b/tillsyn/A 28699-2022 tillsynsbegäran.docx
@@ -571,7 +571,7 @@
     <w:r>
       <w:tab/>
       <w:tab/>
-      <w:t>2025-05-07</w:t>
+      <w:t>2025-05-08</w:t>
       <w:br/>
       <w:br/>
     </w:r>

--- a/tillsyn/A 28699-2022 tillsynsbegäran.docx
+++ b/tillsyn/A 28699-2022 tillsynsbegäran.docx
@@ -571,7 +571,7 @@
     <w:r>
       <w:tab/>
       <w:tab/>
-      <w:t>2025-05-08</w:t>
+      <w:t>2025-05-09</w:t>
       <w:br/>
       <w:br/>
     </w:r>

--- a/tillsyn/A 28699-2022 tillsynsbegäran.docx
+++ b/tillsyn/A 28699-2022 tillsynsbegäran.docx
@@ -571,7 +571,7 @@
     <w:r>
       <w:tab/>
       <w:tab/>
-      <w:t>2025-05-09</w:t>
+      <w:t>2025-05-10</w:t>
       <w:br/>
       <w:br/>
     </w:r>

--- a/tillsyn/A 28699-2022 tillsynsbegäran.docx
+++ b/tillsyn/A 28699-2022 tillsynsbegäran.docx
@@ -571,7 +571,7 @@
     <w:r>
       <w:tab/>
       <w:tab/>
-      <w:t>2025-05-10</w:t>
+      <w:t>2025-05-11</w:t>
       <w:br/>
       <w:br/>
     </w:r>

--- a/tillsyn/A 28699-2022 tillsynsbegäran.docx
+++ b/tillsyn/A 28699-2022 tillsynsbegäran.docx
@@ -571,7 +571,7 @@
     <w:r>
       <w:tab/>
       <w:tab/>
-      <w:t>2025-05-11</w:t>
+      <w:t>2025-05-12</w:t>
       <w:br/>
       <w:br/>
     </w:r>

--- a/tillsyn/A 28699-2022 tillsynsbegäran.docx
+++ b/tillsyn/A 28699-2022 tillsynsbegäran.docx
@@ -571,7 +571,7 @@
     <w:r>
       <w:tab/>
       <w:tab/>
-      <w:t>2025-05-12</w:t>
+      <w:t>2025-05-13</w:t>
       <w:br/>
       <w:br/>
     </w:r>

--- a/tillsyn/A 28699-2022 tillsynsbegäran.docx
+++ b/tillsyn/A 28699-2022 tillsynsbegäran.docx
@@ -571,7 +571,7 @@
     <w:r>
       <w:tab/>
       <w:tab/>
-      <w:t>2025-05-13</w:t>
+      <w:t>2025-05-14</w:t>
       <w:br/>
       <w:br/>
     </w:r>

--- a/tillsyn/A 28699-2022 tillsynsbegäran.docx
+++ b/tillsyn/A 28699-2022 tillsynsbegäran.docx
@@ -571,7 +571,7 @@
     <w:r>
       <w:tab/>
       <w:tab/>
-      <w:t>2025-05-14</w:t>
+      <w:t>2025-05-15</w:t>
       <w:br/>
       <w:br/>
     </w:r>

--- a/tillsyn/A 28699-2022 tillsynsbegäran.docx
+++ b/tillsyn/A 28699-2022 tillsynsbegäran.docx
@@ -571,7 +571,7 @@
     <w:r>
       <w:tab/>
       <w:tab/>
-      <w:t>2025-05-15</w:t>
+      <w:t>2025-05-16</w:t>
       <w:br/>
       <w:br/>
     </w:r>

--- a/tillsyn/A 28699-2022 tillsynsbegäran.docx
+++ b/tillsyn/A 28699-2022 tillsynsbegäran.docx
@@ -571,7 +571,7 @@
     <w:r>
       <w:tab/>
       <w:tab/>
-      <w:t>2025-05-16</w:t>
+      <w:t>2025-05-17</w:t>
       <w:br/>
       <w:br/>
     </w:r>

--- a/tillsyn/A 28699-2022 tillsynsbegäran.docx
+++ b/tillsyn/A 28699-2022 tillsynsbegäran.docx
@@ -571,7 +571,7 @@
     <w:r>
       <w:tab/>
       <w:tab/>
-      <w:t>2025-05-17</w:t>
+      <w:t>2025-05-18</w:t>
       <w:br/>
       <w:br/>
     </w:r>

--- a/tillsyn/A 28699-2022 tillsynsbegäran.docx
+++ b/tillsyn/A 28699-2022 tillsynsbegäran.docx
@@ -571,7 +571,7 @@
     <w:r>
       <w:tab/>
       <w:tab/>
-      <w:t>2025-05-18</w:t>
+      <w:t>2025-05-19</w:t>
       <w:br/>
       <w:br/>
     </w:r>

--- a/tillsyn/A 28699-2022 tillsynsbegäran.docx
+++ b/tillsyn/A 28699-2022 tillsynsbegäran.docx
@@ -571,7 +571,7 @@
     <w:r>
       <w:tab/>
       <w:tab/>
-      <w:t>2025-05-19</w:t>
+      <w:t>2025-05-20</w:t>
       <w:br/>
       <w:br/>
     </w:r>

--- a/tillsyn/A 28699-2022 tillsynsbegäran.docx
+++ b/tillsyn/A 28699-2022 tillsynsbegäran.docx
@@ -571,7 +571,7 @@
     <w:r>
       <w:tab/>
       <w:tab/>
-      <w:t>2025-05-20</w:t>
+      <w:t>2025-05-21</w:t>
       <w:br/>
       <w:br/>
     </w:r>

--- a/tillsyn/A 28699-2022 tillsynsbegäran.docx
+++ b/tillsyn/A 28699-2022 tillsynsbegäran.docx
@@ -571,7 +571,7 @@
     <w:r>
       <w:tab/>
       <w:tab/>
-      <w:t>2025-05-21</w:t>
+      <w:t>2025-05-22</w:t>
       <w:br/>
       <w:br/>
     </w:r>

--- a/tillsyn/A 28699-2022 tillsynsbegäran.docx
+++ b/tillsyn/A 28699-2022 tillsynsbegäran.docx
@@ -571,7 +571,7 @@
     <w:r>
       <w:tab/>
       <w:tab/>
-      <w:t>2025-05-22</w:t>
+      <w:t>2025-05-23</w:t>
       <w:br/>
       <w:br/>
     </w:r>

--- a/tillsyn/A 28699-2022 tillsynsbegäran.docx
+++ b/tillsyn/A 28699-2022 tillsynsbegäran.docx
@@ -571,7 +571,7 @@
     <w:r>
       <w:tab/>
       <w:tab/>
-      <w:t>2025-05-23</w:t>
+      <w:t>2025-05-24</w:t>
       <w:br/>
       <w:br/>
     </w:r>

--- a/tillsyn/A 28699-2022 tillsynsbegäran.docx
+++ b/tillsyn/A 28699-2022 tillsynsbegäran.docx
@@ -571,7 +571,7 @@
     <w:r>
       <w:tab/>
       <w:tab/>
-      <w:t>2025-05-24</w:t>
+      <w:t>2025-05-25</w:t>
       <w:br/>
       <w:br/>
     </w:r>

--- a/tillsyn/A 28699-2022 tillsynsbegäran.docx
+++ b/tillsyn/A 28699-2022 tillsynsbegäran.docx
@@ -571,7 +571,7 @@
     <w:r>
       <w:tab/>
       <w:tab/>
-      <w:t>2025-05-25</w:t>
+      <w:t>2025-05-26</w:t>
       <w:br/>
       <w:br/>
     </w:r>

--- a/tillsyn/A 28699-2022 tillsynsbegäran.docx
+++ b/tillsyn/A 28699-2022 tillsynsbegäran.docx
@@ -571,7 +571,7 @@
     <w:r>
       <w:tab/>
       <w:tab/>
-      <w:t>2025-05-26</w:t>
+      <w:t>2025-05-27</w:t>
       <w:br/>
       <w:br/>
     </w:r>

--- a/tillsyn/A 28699-2022 tillsynsbegäran.docx
+++ b/tillsyn/A 28699-2022 tillsynsbegäran.docx
@@ -571,7 +571,7 @@
     <w:r>
       <w:tab/>
       <w:tab/>
-      <w:t>2025-05-27</w:t>
+      <w:t>2025-05-30</w:t>
       <w:br/>
       <w:br/>
     </w:r>

--- a/tillsyn/A 28699-2022 tillsynsbegäran.docx
+++ b/tillsyn/A 28699-2022 tillsynsbegäran.docx
@@ -571,7 +571,7 @@
     <w:r>
       <w:tab/>
       <w:tab/>
-      <w:t>2025-05-30</w:t>
+      <w:t>2025-06-01</w:t>
       <w:br/>
       <w:br/>
     </w:r>

--- a/tillsyn/A 28699-2022 tillsynsbegäran.docx
+++ b/tillsyn/A 28699-2022 tillsynsbegäran.docx
@@ -571,7 +571,7 @@
     <w:r>
       <w:tab/>
       <w:tab/>
-      <w:t>2025-06-01</w:t>
+      <w:t>2025-06-02</w:t>
       <w:br/>
       <w:br/>
     </w:r>

--- a/tillsyn/A 28699-2022 tillsynsbegäran.docx
+++ b/tillsyn/A 28699-2022 tillsynsbegäran.docx
@@ -571,7 +571,7 @@
     <w:r>
       <w:tab/>
       <w:tab/>
-      <w:t>2025-06-02</w:t>
+      <w:t>2025-06-03</w:t>
       <w:br/>
       <w:br/>
     </w:r>

--- a/tillsyn/A 28699-2022 tillsynsbegäran.docx
+++ b/tillsyn/A 28699-2022 tillsynsbegäran.docx
@@ -571,7 +571,7 @@
     <w:r>
       <w:tab/>
       <w:tab/>
-      <w:t>2025-06-03</w:t>
+      <w:t>2025-06-04</w:t>
       <w:br/>
       <w:br/>
     </w:r>

--- a/tillsyn/A 28699-2022 tillsynsbegäran.docx
+++ b/tillsyn/A 28699-2022 tillsynsbegäran.docx
@@ -571,7 +571,7 @@
     <w:r>
       <w:tab/>
       <w:tab/>
-      <w:t>2025-06-04</w:t>
+      <w:t>2025-06-05</w:t>
       <w:br/>
       <w:br/>
     </w:r>

--- a/tillsyn/A 28699-2022 tillsynsbegäran.docx
+++ b/tillsyn/A 28699-2022 tillsynsbegäran.docx
@@ -571,7 +571,7 @@
     <w:r>
       <w:tab/>
       <w:tab/>
-      <w:t>2025-06-05</w:t>
+      <w:t>2025-06-13</w:t>
       <w:br/>
       <w:br/>
     </w:r>

--- a/tillsyn/A 28699-2022 tillsynsbegäran.docx
+++ b/tillsyn/A 28699-2022 tillsynsbegäran.docx
@@ -571,7 +571,7 @@
     <w:r>
       <w:tab/>
       <w:tab/>
-      <w:t>2025-06-13</w:t>
+      <w:t>2025-06-15</w:t>
       <w:br/>
       <w:br/>
     </w:r>

--- a/tillsyn/A 28699-2022 tillsynsbegäran.docx
+++ b/tillsyn/A 28699-2022 tillsynsbegäran.docx
@@ -571,7 +571,7 @@
     <w:r>
       <w:tab/>
       <w:tab/>
-      <w:t>2025-06-15</w:t>
+      <w:t>2025-06-16</w:t>
       <w:br/>
       <w:br/>
     </w:r>

--- a/tillsyn/A 28699-2022 tillsynsbegäran.docx
+++ b/tillsyn/A 28699-2022 tillsynsbegäran.docx
@@ -571,7 +571,7 @@
     <w:r>
       <w:tab/>
       <w:tab/>
-      <w:t>2025-06-16</w:t>
+      <w:t>2025-06-17</w:t>
       <w:br/>
       <w:br/>
     </w:r>

--- a/tillsyn/A 28699-2022 tillsynsbegäran.docx
+++ b/tillsyn/A 28699-2022 tillsynsbegäran.docx
@@ -571,7 +571,7 @@
     <w:r>
       <w:tab/>
       <w:tab/>
-      <w:t>2025-06-17</w:t>
+      <w:t>2025-06-18</w:t>
       <w:br/>
       <w:br/>
     </w:r>

--- a/tillsyn/A 28699-2022 tillsynsbegäran.docx
+++ b/tillsyn/A 28699-2022 tillsynsbegäran.docx
@@ -571,7 +571,7 @@
     <w:r>
       <w:tab/>
       <w:tab/>
-      <w:t>2025-06-18</w:t>
+      <w:t>2025-06-19</w:t>
       <w:br/>
       <w:br/>
     </w:r>

--- a/tillsyn/A 28699-2022 tillsynsbegäran.docx
+++ b/tillsyn/A 28699-2022 tillsynsbegäran.docx
@@ -571,7 +571,7 @@
     <w:r>
       <w:tab/>
       <w:tab/>
-      <w:t>2025-06-19</w:t>
+      <w:t>2025-06-20</w:t>
       <w:br/>
       <w:br/>
     </w:r>

--- a/tillsyn/A 28699-2022 tillsynsbegäran.docx
+++ b/tillsyn/A 28699-2022 tillsynsbegäran.docx
@@ -571,7 +571,7 @@
     <w:r>
       <w:tab/>
       <w:tab/>
-      <w:t>2025-06-20</w:t>
+      <w:t>2025-06-21</w:t>
       <w:br/>
       <w:br/>
     </w:r>

--- a/tillsyn/A 28699-2022 tillsynsbegäran.docx
+++ b/tillsyn/A 28699-2022 tillsynsbegäran.docx
@@ -571,7 +571,7 @@
     <w:r>
       <w:tab/>
       <w:tab/>
-      <w:t>2025-06-21</w:t>
+      <w:t>2025-06-22</w:t>
       <w:br/>
       <w:br/>
     </w:r>

--- a/tillsyn/A 28699-2022 tillsynsbegäran.docx
+++ b/tillsyn/A 28699-2022 tillsynsbegäran.docx
@@ -571,7 +571,7 @@
     <w:r>
       <w:tab/>
       <w:tab/>
-      <w:t>2025-06-22</w:t>
+      <w:t>2025-06-23</w:t>
       <w:br/>
       <w:br/>
     </w:r>

--- a/tillsyn/A 28699-2022 tillsynsbegäran.docx
+++ b/tillsyn/A 28699-2022 tillsynsbegäran.docx
@@ -571,7 +571,7 @@
     <w:r>
       <w:tab/>
       <w:tab/>
-      <w:t>2025-06-23</w:t>
+      <w:t>2025-06-24</w:t>
       <w:br/>
       <w:br/>
     </w:r>

--- a/tillsyn/A 28699-2022 tillsynsbegäran.docx
+++ b/tillsyn/A 28699-2022 tillsynsbegäran.docx
@@ -571,7 +571,7 @@
     <w:r>
       <w:tab/>
       <w:tab/>
-      <w:t>2025-06-24</w:t>
+      <w:t>2025-06-25</w:t>
       <w:br/>
       <w:br/>
     </w:r>

--- a/tillsyn/A 28699-2022 tillsynsbegäran.docx
+++ b/tillsyn/A 28699-2022 tillsynsbegäran.docx
@@ -571,7 +571,7 @@
     <w:r>
       <w:tab/>
       <w:tab/>
-      <w:t>2025-06-25</w:t>
+      <w:t>2025-06-26</w:t>
       <w:br/>
       <w:br/>
     </w:r>

--- a/tillsyn/A 28699-2022 tillsynsbegäran.docx
+++ b/tillsyn/A 28699-2022 tillsynsbegäran.docx
@@ -571,7 +571,7 @@
     <w:r>
       <w:tab/>
       <w:tab/>
-      <w:t>2025-06-26</w:t>
+      <w:t>2025-06-27</w:t>
       <w:br/>
       <w:br/>
     </w:r>

--- a/tillsyn/A 28699-2022 tillsynsbegäran.docx
+++ b/tillsyn/A 28699-2022 tillsynsbegäran.docx
@@ -571,7 +571,7 @@
     <w:r>
       <w:tab/>
       <w:tab/>
-      <w:t>2025-06-27</w:t>
+      <w:t>2025-06-28</w:t>
       <w:br/>
       <w:br/>
     </w:r>

--- a/tillsyn/A 28699-2022 tillsynsbegäran.docx
+++ b/tillsyn/A 28699-2022 tillsynsbegäran.docx
@@ -571,7 +571,7 @@
     <w:r>
       <w:tab/>
       <w:tab/>
-      <w:t>2025-06-28</w:t>
+      <w:t>2025-06-29</w:t>
       <w:br/>
       <w:br/>
     </w:r>

--- a/tillsyn/A 28699-2022 tillsynsbegäran.docx
+++ b/tillsyn/A 28699-2022 tillsynsbegäran.docx
@@ -571,7 +571,7 @@
     <w:r>
       <w:tab/>
       <w:tab/>
-      <w:t>2025-06-29</w:t>
+      <w:t>2025-06-30</w:t>
       <w:br/>
       <w:br/>
     </w:r>

--- a/tillsyn/A 28699-2022 tillsynsbegäran.docx
+++ b/tillsyn/A 28699-2022 tillsynsbegäran.docx
@@ -571,7 +571,7 @@
     <w:r>
       <w:tab/>
       <w:tab/>
-      <w:t>2025-06-30</w:t>
+      <w:t>2025-07-01</w:t>
       <w:br/>
       <w:br/>
     </w:r>

--- a/tillsyn/A 28699-2022 tillsynsbegäran.docx
+++ b/tillsyn/A 28699-2022 tillsynsbegäran.docx
@@ -571,7 +571,7 @@
     <w:r>
       <w:tab/>
       <w:tab/>
-      <w:t>2025-07-01</w:t>
+      <w:t>2025-07-02</w:t>
       <w:br/>
       <w:br/>
     </w:r>

--- a/tillsyn/A 28699-2022 tillsynsbegäran.docx
+++ b/tillsyn/A 28699-2022 tillsynsbegäran.docx
@@ -571,7 +571,7 @@
     <w:r>
       <w:tab/>
       <w:tab/>
-      <w:t>2025-07-02</w:t>
+      <w:t>2025-07-03</w:t>
       <w:br/>
       <w:br/>
     </w:r>

--- a/tillsyn/A 28699-2022 tillsynsbegäran.docx
+++ b/tillsyn/A 28699-2022 tillsynsbegäran.docx
@@ -571,7 +571,7 @@
     <w:r>
       <w:tab/>
       <w:tab/>
-      <w:t>2025-07-03</w:t>
+      <w:t>2025-07-04</w:t>
       <w:br/>
       <w:br/>
     </w:r>

--- a/tillsyn/A 28699-2022 tillsynsbegäran.docx
+++ b/tillsyn/A 28699-2022 tillsynsbegäran.docx
@@ -571,7 +571,7 @@
     <w:r>
       <w:tab/>
       <w:tab/>
-      <w:t>2025-07-04</w:t>
+      <w:t>2025-07-05</w:t>
       <w:br/>
       <w:br/>
     </w:r>

--- a/tillsyn/A 28699-2022 tillsynsbegäran.docx
+++ b/tillsyn/A 28699-2022 tillsynsbegäran.docx
@@ -571,7 +571,7 @@
     <w:r>
       <w:tab/>
       <w:tab/>
-      <w:t>2025-07-05</w:t>
+      <w:t>2025-07-06</w:t>
       <w:br/>
       <w:br/>
     </w:r>

--- a/tillsyn/A 28699-2022 tillsynsbegäran.docx
+++ b/tillsyn/A 28699-2022 tillsynsbegäran.docx
@@ -571,7 +571,7 @@
     <w:r>
       <w:tab/>
       <w:tab/>
-      <w:t>2025-07-06</w:t>
+      <w:t>2025-07-07</w:t>
       <w:br/>
       <w:br/>
     </w:r>

--- a/tillsyn/A 28699-2022 tillsynsbegäran.docx
+++ b/tillsyn/A 28699-2022 tillsynsbegäran.docx
@@ -571,7 +571,7 @@
     <w:r>
       <w:tab/>
       <w:tab/>
-      <w:t>2025-07-07</w:t>
+      <w:t>2025-07-08</w:t>
       <w:br/>
       <w:br/>
     </w:r>

--- a/tillsyn/A 28699-2022 tillsynsbegäran.docx
+++ b/tillsyn/A 28699-2022 tillsynsbegäran.docx
@@ -571,7 +571,7 @@
     <w:r>
       <w:tab/>
       <w:tab/>
-      <w:t>2025-07-08</w:t>
+      <w:t>2025-07-09</w:t>
       <w:br/>
       <w:br/>
     </w:r>

--- a/tillsyn/A 28699-2022 tillsynsbegäran.docx
+++ b/tillsyn/A 28699-2022 tillsynsbegäran.docx
@@ -571,7 +571,7 @@
     <w:r>
       <w:tab/>
       <w:tab/>
-      <w:t>2025-07-09</w:t>
+      <w:t>2025-07-11</w:t>
       <w:br/>
       <w:br/>
     </w:r>

--- a/tillsyn/A 28699-2022 tillsynsbegäran.docx
+++ b/tillsyn/A 28699-2022 tillsynsbegäran.docx
@@ -571,7 +571,7 @@
     <w:r>
       <w:tab/>
       <w:tab/>
-      <w:t>2025-07-11</w:t>
+      <w:t>2025-07-12</w:t>
       <w:br/>
       <w:br/>
     </w:r>

--- a/tillsyn/A 28699-2022 tillsynsbegäran.docx
+++ b/tillsyn/A 28699-2022 tillsynsbegäran.docx
@@ -571,7 +571,7 @@
     <w:r>
       <w:tab/>
       <w:tab/>
-      <w:t>2025-07-12</w:t>
+      <w:t>2025-07-13</w:t>
       <w:br/>
       <w:br/>
     </w:r>

--- a/tillsyn/A 28699-2022 tillsynsbegäran.docx
+++ b/tillsyn/A 28699-2022 tillsynsbegäran.docx
@@ -571,7 +571,7 @@
     <w:r>
       <w:tab/>
       <w:tab/>
-      <w:t>2025-07-13</w:t>
+      <w:t>2025-07-14</w:t>
       <w:br/>
       <w:br/>
     </w:r>

--- a/tillsyn/A 28699-2022 tillsynsbegäran.docx
+++ b/tillsyn/A 28699-2022 tillsynsbegäran.docx
@@ -571,7 +571,7 @@
     <w:r>
       <w:tab/>
       <w:tab/>
-      <w:t>2025-08-06</w:t>
+      <w:t>2025-08-09</w:t>
       <w:br/>
       <w:br/>
     </w:r>
